--- a/docs/Спецификация_и_план_топологическая_сортировка.docx
+++ b/docs/Спецификация_и_план_топологическая_сортировка.docx
@@ -543,6 +543,9 @@
         <w:t>3</w:t>
       </w:r>
       <w:r>
+        <w:rPr>
+          <w:lang w:val="ru-RU"/>
+        </w:rPr>
         <w:t>.</w:t>
       </w:r>
       <w:r>
@@ -562,7 +565,7 @@
         <w:rPr>
           <w:lang w:val="ru-RU"/>
         </w:rPr>
-        <w:t>Чтобы задача оставалась понятной и подходила по объёму для учебной практики, вводятся следующие ограничения:</w:t>
+        <w:t>Чтобы задача оставалась понятной, вводятся следующие ограничения:</w:t>
       </w:r>
     </w:p>
     <w:p>
@@ -762,16 +765,19 @@
       <w:pPr>
         <w:ind w:firstLine="0"/>
         <w:jc w:val="center"/>
+        <w:rPr>
+          <w:lang w:val="ru-RU"/>
+        </w:rPr>
       </w:pPr>
       <w:r>
         <w:rPr>
           <w:noProof/>
         </w:rPr>
         <w:drawing>
-          <wp:inline distT="0" distB="0" distL="0" distR="0" wp14:anchorId="2044D2E6" wp14:editId="0B5B7FD3">
-            <wp:extent cx="5669280" cy="3543300"/>
+          <wp:inline distT="0" distB="0" distL="0" distR="0" wp14:anchorId="47438003" wp14:editId="12F61619">
+            <wp:extent cx="6332855" cy="3836035"/>
             <wp:effectExtent l="0" t="0" r="0" b="0"/>
-            <wp:docPr id="1" name="Picture 1"/>
+            <wp:docPr id="811314412" name="Рисунок 1"/>
             <wp:cNvGraphicFramePr>
               <a:graphicFrameLocks xmlns:a="http://schemas.openxmlformats.org/drawingml/2006/main" noChangeAspect="1"/>
             </wp:cNvGraphicFramePr>
@@ -779,7 +785,7 @@
               <a:graphicData uri="http://schemas.openxmlformats.org/drawingml/2006/picture">
                 <pic:pic xmlns:pic="http://schemas.openxmlformats.org/drawingml/2006/picture">
                   <pic:nvPicPr>
-                    <pic:cNvPr id="0" name="toposort_interface_sketch.png"/>
+                    <pic:cNvPr id="811314412" name=""/>
                     <pic:cNvPicPr/>
                   </pic:nvPicPr>
                   <pic:blipFill>
@@ -791,7 +797,7 @@
                   <pic:spPr>
                     <a:xfrm>
                       <a:off x="0" y="0"/>
-                      <a:ext cx="5669280" cy="3543300"/>
+                      <a:ext cx="6332855" cy="3836035"/>
                     </a:xfrm>
                     <a:prstGeom prst="rect">
                       <a:avLst/>
@@ -835,6 +841,9 @@
         <w:t>5</w:t>
       </w:r>
       <w:r>
+        <w:rPr>
+          <w:lang w:val="ru-RU"/>
+        </w:rPr>
         <w:t>.</w:t>
       </w:r>
       <w:r>
@@ -4183,7 +4192,6 @@
   <w:style w:type="character" w:default="1" w:styleId="a2">
     <w:name w:val="Default Paragraph Font"/>
     <w:uiPriority w:val="1"/>
-    <w:semiHidden/>
     <w:unhideWhenUsed/>
   </w:style>
   <w:style w:type="table" w:default="1" w:styleId="a3">
@@ -14959,6 +14967,29 @@
         <w:shd w:val="clear" w:color="auto" w:fill="FBCAA2" w:themeFill="accent6" w:themeFillTint="7F"/>
       </w:tcPr>
     </w:tblStylePr>
+  </w:style>
+  <w:style w:type="character" w:styleId="aff8">
+    <w:name w:val="Hyperlink"/>
+    <w:basedOn w:val="a2"/>
+    <w:uiPriority w:val="99"/>
+    <w:unhideWhenUsed/>
+    <w:rsid w:val="007E4CC6"/>
+    <w:rPr>
+      <w:color w:val="0000FF" w:themeColor="hyperlink"/>
+      <w:u w:val="single"/>
+    </w:rPr>
+  </w:style>
+  <w:style w:type="character" w:styleId="aff9">
+    <w:name w:val="Unresolved Mention"/>
+    <w:basedOn w:val="a2"/>
+    <w:uiPriority w:val="99"/>
+    <w:semiHidden/>
+    <w:unhideWhenUsed/>
+    <w:rsid w:val="007E4CC6"/>
+    <w:rPr>
+      <w:color w:val="605E5C"/>
+      <w:shd w:val="clear" w:color="auto" w:fill="E1DFDD"/>
+    </w:rPr>
   </w:style>
 </w:styles>
 </file>
